--- a/example_articles/countries/India/2.countries_India_New_York_Times.docx
+++ b/example_articles/countries/India/2.countries_India_New_York_Times.docx
@@ -27,17 +27,17 @@
     </w:p>
     <w:p>
       <w:r>
-        <w:t>Source File: NYT/34.DOCX</w:t>
+        <w:t>Source file: NYT/34.DOCX</w:t>
       </w:r>
     </w:p>
     <w:p>
       <w:r>
-        <w:t>Raw locations result: ['India']</w:t>
+        <w:t>Raw locations result, 'locations': ['India']</w:t>
       </w:r>
     </w:p>
     <w:p>
       <w:r>
-        <w:t>countries_stand_flat (Standardized): India</w:t>
+        <w:t>Standardized locations result, 'countries_stand_flat': India</w:t>
       </w:r>
     </w:p>
     <w:p>

--- a/example_articles/countries/India/2.countries_India_New_York_Times.docx
+++ b/example_articles/countries/India/2.countries_India_New_York_Times.docx
@@ -7,7 +7,7 @@
         <w:pStyle w:val="Heading1"/>
       </w:pPr>
       <w:r>
-        <w:t>Using Shame, Lending Apps in India Squeeze Billions Out of the Desperate</w:t>
+        <w:t>A Biennale Fit for India</w:t>
       </w:r>
     </w:p>
     <w:p>
@@ -17,22 +17,22 @@
     </w:p>
     <w:p>
       <w:r>
-        <w:t>Date: 2021-03-26</w:t>
+        <w:t>Date: 2019-01-13</w:t>
       </w:r>
     </w:p>
     <w:p>
       <w:r>
-        <w:t>Section: BUSINESS</w:t>
+        <w:t>Section: Section AR; Column 0; Arts and Leisure Desk; Pg. 18</w:t>
       </w:r>
     </w:p>
     <w:p>
       <w:r>
-        <w:t>Source file: NYT/12.DOCX</w:t>
+        <w:t>Source file: NYT/23.DOCX</w:t>
       </w:r>
     </w:p>
     <w:p>
       <w:r>
-        <w:t>Raw locations result, 'locations': ['India']</w:t>
+        <w:t>Raw locations result, 'locations': ['Kerala, India']</w:t>
       </w:r>
     </w:p>
     <w:p>
@@ -49,79 +49,90 @@
     </w:p>
     <w:p>
       <w:r>
-        <w:t>With techniques honed in China, a new breed of company offers expensive loans to people devastated by the pandemic. If they can't repay, family and friends hear all about it.</w:t>
+        <w:t>KOCHI, India -- Clad in a simple striped shirt and the white mundu of the city's fishmongers, Bashir stood out from the well-heeled throng at the warehouse galleries and tree-filled courtyards on the first day of India's biggest contemporary art show, the Kochi-Muziris Biennale.</w:t>
         <w:br/>
-        <w:t>HYDERABAD, India — The harassing calls began soon after sunrise. Kiran Kumar remained in bed and, for hours, thought about how he was going to end his hostage of a life.</w:t>
+        <w:t xml:space="preserve">Keeping to himself, he moved from room to room, stopping to study moody landscapes by the Delhi photographer Chandan Gomes that were paired with imaginary scenes drawn by a girl who died at age 12. </w:t>
         <w:br/>
-        <w:t>The cement salesman had initially borrowed about $40 from a lender through an online app to supplement his $200-a-month salary. But he couldn't pay the mounting fees and interest, so he borrowed from others. By that morning, Mr. Kumar owed roughly $4,000.</w:t>
+        <w:t xml:space="preserve">  ''I don't understand the inner meaning of the art,'' said Bashir, who uses one name and makes a living wrapping and delivering fish. ''I just like to see beautiful things.''</w:t>
         <w:br/>
-        <w:t>Even worse, the lenders had the phone numbers of those closest to him, and were threatening to make his problems public.</w:t>
+        <w:t xml:space="preserve">  Bashir's willingness to engage with the artwork, no matter how challenging, was a victory for the show's organizers. The southern state of Kerala, and India as a whole, have very few public venues to see art. So the organizers of the biennale, which runs until March 29, strove to create an event that would appeal to everyone -- from untutored day laborers to veteran museum curators.</w:t>
         <w:br/>
-        <w:t>"If I am labeled a fraud in front of everyone, my self-respect is gone, my honor is gone," Mr. Kumar, 28, said in an interview. "What is left?"</w:t>
+        <w:t xml:space="preserve">  ''We are making a cultural festival,'' said Bose Krishnamachari, a painter from Kerala who co-founded the show eight years ago. ''We have tried to penetrate to the people's minds so that they feel that it is their biennale.''</w:t>
         <w:br/>
-        <w:t>The authorities in India are increasingly worried that many more victims like Mr. Kumar may be out there. They believe a new breed of lender, its technique sharpened in China, has been preying on working-class and rural people who have been devastated by the impact of the coronavirus on the Indian economy.</w:t>
+        <w:t xml:space="preserve">  Performances by Oorali, a multilingual folk-reggae band from Kerala whose tour bus opens up to become a stage, are mixed in with more cerebral works, such as B.V. Suresh's ''Canes of Wrath,'' a dark room filled with representations of slaughtered peacocks, clattering canes and whirling brooms designed to evoke the oppressive tactics of India's Hindu extremists.</w:t>
         <w:br/>
-        <w:t>These lenders don't require credit scores or visits to a bank. But they charge high costs over a brief period. They also require access to a borrower's phone, siphoning up contacts, photos, text messages, even battery percentage.</w:t>
+        <w:t xml:space="preserve">  The acclaimed South African artist William Kentridge has been given space for an eight-screen video installation featuring his famous dancing silhouettes. But the biennale's curator, Anita Dube, also chose to show the works of Bapi Das, a little-known artist from Kolkata, who drives a three-wheeled taxi and sews needlepoint scenes of daily life there.</w:t>
         <w:br/>
-        <w:t>Then they bombard borrowers and their social circles with pleas, threats and sometimes fake legal documents threatening dire consequences for nonpayment. In conservative, tightly knit communities, such loss of honor can be devastating.</w:t>
+        <w:t xml:space="preserve">  Many of the works are interactive, and on Mondays, entry to the biennale is free, an attempt to draw in local laborers like Bashir, who would balk at paying the entry fee of 100 rupees, about $1.40. A satellite show supports the next generation of artists, featuring about 130 projects from students across South Asia.</w:t>
         <w:br/>
-        <w:t>One police investigation alone in the city of Hyderabad has mapped out about 14 million transactions across the country worth $3 billion over about six months. India's central bank as well as national authorities are now investigating.</w:t>
+        <w:t xml:space="preserve">  The title of the biennale, ''Possibilities for a Non-Alienated Life,'' reflects Ms. Dube's effort to build connections between communities, both in Kochi and beyond.</w:t>
         <w:br/>
-        <w:t>"It is becoming difficult for us to count the zeros," said Avinash Mohanty, the joint commissioner of police in Hyderabad. The police attribute five suicides in the city to the lenders.</w:t>
+        <w:t xml:space="preserve">  ''In spite of our hyper-connectivity, we are more and more alienated from each other,'' said Ms. Dube, a sculptor and art historian. ''We need to think of ways that people can be together via culture.''</w:t>
         <w:br/>
-        <w:t>About 100 loan apps have been removed from the Google platform, according to the Indian government. A Google spokesperson said it reviewed hundreds of loan apps and removed those that violated its terms.</w:t>
+        <w:t xml:space="preserve">  Kochi, a centuries-old port city formerly known as Cochin, was at various times ruled by the Portuguese, the Dutch and the British. It has long been a melting pot of cultures and religions.</w:t>
         <w:br/>
-        <w:t>The investigations are raising alarms in India over the vulnerability of a population of 1.3 billion who are still getting accustomed to digital payments. Online transactions in India will reach more than $3 trillion by 2025, according to PwC, the consulting firm. Further fraud findings could spur the government, which has already limited the personal data that online companies can use, to take a tighter grip on the industry.</w:t>
+        <w:t xml:space="preserve">  From its first edition, the biennale has tried to reflect that inclusiveness. For this one, Ms. Dube recruited more than 100 artists from India and 30 other countries. More than half are women, and many, like Mr. Das, had received little previous exposure.</w:t>
         <w:br/>
-        <w:t>The apps also speak to the global nature of online fraud. Many of the companies use techniques that flourished in China two years ago before the authorities there shut them down, and that have since reappeared elsewhere.</w:t>
+        <w:t xml:space="preserve">  Shambhavi, a painter and sculptor from the rural Indian state of Bihar, said that women who are artists had long struggled to get the same attention as men. Her work here -- a cluster of 300 sickles and other abstract sculptures of farm life -- has no distinct gender cast. ''But the farmer's world is very feminine, close to the earth,'' said Shambhavi, who uses one name professionally.</w:t>
         <w:br/>
-        <w:t>The loan apps emerged at a desperate time. The government enacted a tough, two-month lockdown a year ago to contain the virus, plunging India into a deep recession. Millions were thrown out of work. Traditional forms of lending, like banks and microlenders, were temporarily closed.</w:t>
+        <w:t xml:space="preserve">  Contemporary art can be difficult for audiences anywhere to understand, and especially so in India, a nation of 1.3 billion people with little arts education, few museums and almost no government support for the fine arts.</w:t>
         <w:br/>
-        <w:t>With names like Money Now, First Cash, Super Cash and Cool Cash — according to police documents — the apps came and went on Google's app store in India, some reappearing with a slight change of identity. Most were built with off-the-shelf software that made their creation as easy as starting a blog, said Srikanth Lakshmanan, one of the coordinators of Cashless Consumers, a collective of technology volunteers who have been studying the apps.</w:t>
+        <w:t xml:space="preserve">  Galleries and private museums have begun to take root in some cities. The Kerala government is a major sponsor of the Kochi biennale, which cost about $4 million.</w:t>
         <w:br/>
-        <w:t>With a few taps on a phone and a fresh selfie, a borrower could get the cash needed for a doctor's appointment, for restocking the kitchen or for paying a child's school fees.</w:t>
+        <w:t xml:space="preserve">  However, India's leaders have generally focused on other needs, such as food and health care for the many Indians who live in deep poverty. The art that does get funded tends to support political goals. The government just spent about $430 million to build the world's tallest statue -- a 597-foot monument to the independence leader Sardar Vallabhbhai Patel by the sculptor Ram V. Sutar -- in Gujarat, the home state of India's current prime minister, Narendra Modi. Two bigger statues, of the ancient king Chhatrapati Shivaji and the Hindu deity Ram, are planned in other states run by Mr. Modi's party.</w:t>
         <w:br/>
-        <w:t>Repayment could be due as quickly as a week. Lenders often added interest and fees amounting to as much as one-third of the loan even before they sent the money, so borrowers would already owe more than received. And to get money, borrowers had to hand over their personal information.</w:t>
+        <w:t xml:space="preserve">  ''It's all about railways, more airports, more roads, more high-rises, and now, the biggest statues in the world,'' Ms. Dube complained. ''Culture is at the back.''</w:t>
         <w:br/>
-        <w:t>That was when the call centers went into action, according to the police and analysts. First they would badger borrowers into paying back the principal, interest and fees. Then they would call friends and family, sometimes falsely saying the borrower was wanted by the police. Some created WhatsApp groups, added members from the borrower's contact list, then bombarded the group with accusations. Some would steer desperate borrowers to other services that lent money, further ensnaring them.</w:t>
+        <w:t xml:space="preserve">  The biennale in 2016-17 drew about 600,000 visitors, and planners hope for 700,000 this time. For Kerala, devastated by flooding from last summer's monsoons, the show is an economic lifeline that is expected to draw tourists from around the world, some of whom may also visit the area's beaches or stay on houseboats on its inland waterways.</w:t>
         <w:br/>
-        <w:t>The police in Hyderabad took notice this past winter after the suicides and after people lodged harassment complaints. They were stymied until an informant came forward and, in return for a roughly $150 reward, shared the address and details of a call center where a close friend worked as a collection agent.</w:t>
+        <w:t xml:space="preserve">  Some artists here are paying homage to the flood's victims. Marzia Farhana's installation, ''Ecocide and the Rise of Free Fall,'' suspends refrigerators and books salvaged from flooded homes, in a symbolic representation of impermanence. Oorali plans to take its bus on the road and perform up and down the coast, entertaining fishermen who heroically rescued many people from the rising waters.</w:t>
         <w:br/>
-        <w:t>In an interview with The New York Times, the collection agent — a fast-talking 24-year-old who made about $130 a month — said each day he would receive electronic files on about 50 borrowers. The files included their personal details, copies of their government IDs and their contact lists.</w:t>
+        <w:t xml:space="preserve">  Shanay Jhaveri, assistant curator of South Asian art at the Metropolitan Museum of Art in New York, attended the biennale's opening and said he was struck by how the exhibition addresses the political issues of the day without proselytizing.</w:t>
         <w:br/>
-        <w:t>Workers could make a weekly bonus of about $7 for if they pressured three-fourths of the borrowers to pay loans back, said the collection agent, who asked for anonymity for fear of reprisal from his former employer. The bonus doubled for a success rate of four-fifths or more. Clients often begged for time, the agent said, and some even said the constant harassment would lead to their deaths. The collection agent, eyes on the bonus, would continue anyway.</w:t>
+        <w:t xml:space="preserve">  ''It's about setting up a conversation,'' he said. ''I don't think Anita is trying to provide an answer. She is asking, 'How do we find a way to support each other?'''</w:t>
         <w:br/>
-        <w:t>So far, the investigations in Hyderabad have led to raids on call centers in at least four Indian cities, with each center employing between 100 and 600.</w:t>
+        <w:t xml:space="preserve">  After getting off to a slow start on Dec. 12, the show built momentum over the Christmas and New Year's holidays, when many Indian businesses and schools were closed. The main venue at Aspinwall House was crowded with families taking cellphone photos, and people flocked to ''Water Temple,'' an outdoor installation by the Beijing artist Song Dong that invites guests to make ephemeral paintings on its walls with a brush and water.</w:t>
         <w:br/>
-        <w:t>Some of the companies have connections to China. So far, at least four Chinese nationals have been arrested, the police said. In reverse-engineering the most exploitative apps, activists like Mr. Lakshmanan found that a large number were hosted on Chinese cloud services and used Chinese software development kits and facial recognition tools.</w:t>
+        <w:t xml:space="preserve">  But with some exhibits, the show's organizers seemed to have miscalculated. The Edible Archives, a cafe across the road from the main event, was designed to be a communal space. Visitors can sample dishes, created by four female chefs, that feature heritage rice varieties from around India. But the price of a rice bowl, around $2, was double what locals would pay elsewhere, dissuading some customers.</w:t>
         <w:br/>
-        <w:t>The police have frozen bank accounts with about $40 million so far. But the trail often leads to shell companies, networks used for money laundering or cryptocurrencies, which are difficult for governments to track.</w:t>
+        <w:t xml:space="preserve">  Few Kochi visitors were stopping to study the writing on the T-shirts flapping in the wind along Aspinwall's waterfront, although their political message was directed at their own history: The exhibit, ''One Hundred and Nineteen Deeds of Sale,'' by the South African artist Sue Williamson, memorialized the names, age, sex and sale prices of Kochi residents captured by 17th-century Dutch traders and sold as slaves in Cape Town, South Africa.</w:t>
         <w:br/>
-        <w:t>Still, the publicity in Hyderabad has powered a public backlash.</w:t>
+        <w:t xml:space="preserve">  During opening week, Sharif K.M. was busy working, rolling dozens of empty oil drums through the front door of a warehouse onto a flatbed truck. Looming above him was a biennale mural of two giant purple-stained hands by the Nepalese street artist Kiran Maharjan.</w:t>
         <w:br/>
-        <w:t>Mr. Kumar, the cement salesman, is now part of one online advocacy group. About 60 victims have joined its WhatsApp channel, where they devise responses to harassing calls that continue, or provide support.</w:t>
+        <w:t xml:space="preserve">  Covered in black grease from his boots to his burgundy cap, Sharif, who prefers to use one name, had little time to think about such things.</w:t>
         <w:br/>
-        <w:t>What saved Mr. Kumar on the morning last summer when he lay in bed and thought of ending his life was a final call to a friend. The friend recognized the urgency, rushed to the room and within hours helped collect the $400 Mr. Kumar had to pay that day to ease some of the harassment.</w:t>
+        <w:t xml:space="preserve">  ''Whatever an artist draws has its meaning,'' he said, gesturing at the mural. ''But I have not understood it yet.''</w:t>
         <w:br/>
-        <w:t>"If it wasn't for my friend, I was 90 percent sure that day I would commit suicide," Mr. Kumar said. "I still get calls. But now I tell them, 'Do whatever you can.' I am not worried now. I feel protected."</w:t>
+        <w:t xml:space="preserve">  Just a handful of artists at the show are from Kerala, a sore point for Sebastian Thomas, a retiree who plays the saxophone at a local hotel. He complained about the lack of representation for local craftspeople who make metal mirrors, furniture and pottery. ''Working-class art is not really portrayed,'' he said.</w:t>
         <w:br/>
-        <w:t>But for some families, neither the pain nor the harassment has gone away.</w:t>
+        <w:t xml:space="preserve">  Still, as the show closed on the first day, Mr. Thomas could not keep his hands off a weaver's loom that had been restrung like a sitar.</w:t>
         <w:br/>
-        <w:t>G. Chandra-Mohan, a 38-year-old father of three who worked at a clothing warehouse, took out loans of about $1,000. After interest, fees and penalties, plus borrowing from other services to stay afloat, his balance was five times that. With a salary of $200 a month, and the $80 a month that his wife, Sarita, made from a part-time job at a laboratory, he couldn't pay it back.</w:t>
+        <w:t xml:space="preserve">  ''It's out of tune,'' he declared, as he ran a floppy-tipped wand across the strings. Yet he seemed mesmerized by the unusual tones made by the loom, a collaboration between the Mexican artist Tania Candiani and local instrument makers. ''What kind of artist would make music from that?'' he wondered.</w:t>
         <w:br/>
-        <w:t>Mr. Chandra-Mohan maxed out his credit cards and drew from dozens of loan apps, his family said. When he complained of the harassment to the police, they told him to switch off his phone for a few days and return if it continued, his father-in-law, M. Sailu, said. The police said that he might have called a cybercrime hotline but that they didn't have a record of him visiting a police station.</w:t>
+        <w:t xml:space="preserve">  Shalini Venugopal contributed reporting.</w:t>
         <w:br/>
-        <w:t>One morning, after Mr. Chandra-Mohan had driven his wife to her office on the back of his motorbike, he gave his three young daughters some change and sent them to their grandparents' house around the corner. Then, he hanged himself from a fan.</w:t>
         <w:br/>
-        <w:t>"Even after his suicide," his wife said, "the phone keeps ringing."</w:t>
+        <w:t>https://www.nytimes.com/2019/01/09/arts/design/india-kochi-biennale.html</w:t>
         <w:br/>
-        <w:t>If you are having thoughts of suicide, call the National Suicide Prevention Lifeline in the United States at 1-800-273-8255 (TALK). In India, contact 91-9820466726 or to go the website of Aasra.info for more resources.</w:t>
         <w:br/>
-        <w:t>Cao Li contributed reporting from Hong Kong.</w:t>
+        <w:t>Graphic</w:t>
         <w:br/>
-        <w:t xml:space="preserve">Cao Li contributed reporting from Hong Kong. </w:t>
         <w:br/>
-        <w:t>PHOTOS: Suicides and harassment complaints prompted the police in Hyderabad, India, to investigate lenders. One investigation in that city alone has mapped out about 14 million transactions across the country worth $3 billion over six months. (B1); The loan apps emerged at a desperate time when millions were thrown out of work. The police attribute five suicides in the city of Hyderabad to the lenders.; "It is becoming difficult for us to count the zeros," said Avinash Mohanty, the joint commissioner of police in Hyderabad, above. A list of online apps that a borrower in Hyderabad used, left, and one of the raided call centers, below. (PHOTOGRAPHS BY SAUMYA KHANDELWAL FOR THE NEW YORK TIMES) (B5)</w:t>
+        <w:t xml:space="preserve"> </w:t>
+        <w:br/>
+        <w:t>PHOTOS: Clockwise from top left: Anita Dube, curator of the Kochi-Muziris Biennale</w:t>
+        <w:br/>
+        <w:t>a print from Pangrok Sulap, a Malaysian collective</w:t>
+        <w:br/>
+        <w:t>Prima Kurien, left, a chef, and Shalini Krishnan, a writer</w:t>
+        <w:br/>
+        <w:t>Song Dong's installation ''Water Temple''</w:t>
+        <w:br/>
+        <w:t>the band Oorali performed outside their tour bus</w:t>
+        <w:br/>
+        <w:t>viewing photos by Chandan Gomes</w:t>
+        <w:br/>
+        <w:t xml:space="preserve"> and the husband-and-wife team Subhash, left, and Durgabai Vyam. Center, a work featuring flood-damaged items. (PHOTOGRAPHS BY ATUL LOKE FOR THE NEW YORK TIMES)</w:t>
       </w:r>
     </w:p>
     <w:sectPr>

--- a/example_articles/countries/India/2.countries_India_New_York_Times.docx
+++ b/example_articles/countries/India/2.countries_India_New_York_Times.docx
@@ -7,7 +7,7 @@
         <w:pStyle w:val="Heading1"/>
       </w:pPr>
       <w:r>
-        <w:t>A Biennale Fit for India</w:t>
+        <w:t>Using Shame, Lending Apps in India Squeeze Billions Out of the Desperate</w:t>
       </w:r>
     </w:p>
     <w:p>
@@ -17,22 +17,22 @@
     </w:p>
     <w:p>
       <w:r>
-        <w:t>Date: 2019-01-13</w:t>
+        <w:t>Date: 2021-03-26</w:t>
       </w:r>
     </w:p>
     <w:p>
       <w:r>
-        <w:t>Section: Section AR; Column 0; Arts and Leisure Desk; Pg. 18</w:t>
+        <w:t>Section: BUSINESS</w:t>
       </w:r>
     </w:p>
     <w:p>
       <w:r>
-        <w:t>Source file: NYT/23.DOCX</w:t>
+        <w:t>Source file: NYT/12.DOCX</w:t>
       </w:r>
     </w:p>
     <w:p>
       <w:r>
-        <w:t>Raw locations result, 'locations': ['Kerala, India']</w:t>
+        <w:t>Raw locations result, 'locations': ['India']</w:t>
       </w:r>
     </w:p>
     <w:p>
@@ -49,90 +49,79 @@
     </w:p>
     <w:p>
       <w:r>
-        <w:t>KOCHI, India -- Clad in a simple striped shirt and the white mundu of the city's fishmongers, Bashir stood out from the well-heeled throng at the warehouse galleries and tree-filled courtyards on the first day of India's biggest contemporary art show, the Kochi-Muziris Biennale.</w:t>
+        <w:t>With techniques honed in China, a new breed of company offers expensive loans to people devastated by the pandemic. If they can't repay, family and friends hear all about it.</w:t>
         <w:br/>
-        <w:t xml:space="preserve">Keeping to himself, he moved from room to room, stopping to study moody landscapes by the Delhi photographer Chandan Gomes that were paired with imaginary scenes drawn by a girl who died at age 12. </w:t>
+        <w:t>HYDERABAD, India — The harassing calls began soon after sunrise. Kiran Kumar remained in bed and, for hours, thought about how he was going to end his hostage of a life.</w:t>
         <w:br/>
-        <w:t xml:space="preserve">  ''I don't understand the inner meaning of the art,'' said Bashir, who uses one name and makes a living wrapping and delivering fish. ''I just like to see beautiful things.''</w:t>
+        <w:t>The cement salesman had initially borrowed about $40 from a lender through an online app to supplement his $200-a-month salary. But he couldn't pay the mounting fees and interest, so he borrowed from others. By that morning, Mr. Kumar owed roughly $4,000.</w:t>
         <w:br/>
-        <w:t xml:space="preserve">  Bashir's willingness to engage with the artwork, no matter how challenging, was a victory for the show's organizers. The southern state of Kerala, and India as a whole, have very few public venues to see art. So the organizers of the biennale, which runs until March 29, strove to create an event that would appeal to everyone -- from untutored day laborers to veteran museum curators.</w:t>
+        <w:t>Even worse, the lenders had the phone numbers of those closest to him, and were threatening to make his problems public.</w:t>
         <w:br/>
-        <w:t xml:space="preserve">  ''We are making a cultural festival,'' said Bose Krishnamachari, a painter from Kerala who co-founded the show eight years ago. ''We have tried to penetrate to the people's minds so that they feel that it is their biennale.''</w:t>
+        <w:t>"If I am labeled a fraud in front of everyone, my self-respect is gone, my honor is gone," Mr. Kumar, 28, said in an interview. "What is left?"</w:t>
         <w:br/>
-        <w:t xml:space="preserve">  Performances by Oorali, a multilingual folk-reggae band from Kerala whose tour bus opens up to become a stage, are mixed in with more cerebral works, such as B.V. Suresh's ''Canes of Wrath,'' a dark room filled with representations of slaughtered peacocks, clattering canes and whirling brooms designed to evoke the oppressive tactics of India's Hindu extremists.</w:t>
+        <w:t>The authorities in India are increasingly worried that many more victims like Mr. Kumar may be out there. They believe a new breed of lender, its technique sharpened in China, has been preying on working-class and rural people who have been devastated by the impact of the coronavirus on the Indian economy.</w:t>
         <w:br/>
-        <w:t xml:space="preserve">  The acclaimed South African artist William Kentridge has been given space for an eight-screen video installation featuring his famous dancing silhouettes. But the biennale's curator, Anita Dube, also chose to show the works of Bapi Das, a little-known artist from Kolkata, who drives a three-wheeled taxi and sews needlepoint scenes of daily life there.</w:t>
+        <w:t>These lenders don't require credit scores or visits to a bank. But they charge high costs over a brief period. They also require access to a borrower's phone, siphoning up contacts, photos, text messages, even battery percentage.</w:t>
         <w:br/>
-        <w:t xml:space="preserve">  Many of the works are interactive, and on Mondays, entry to the biennale is free, an attempt to draw in local laborers like Bashir, who would balk at paying the entry fee of 100 rupees, about $1.40. A satellite show supports the next generation of artists, featuring about 130 projects from students across South Asia.</w:t>
+        <w:t>Then they bombard borrowers and their social circles with pleas, threats and sometimes fake legal documents threatening dire consequences for nonpayment. In conservative, tightly knit communities, such loss of honor can be devastating.</w:t>
         <w:br/>
-        <w:t xml:space="preserve">  The title of the biennale, ''Possibilities for a Non-Alienated Life,'' reflects Ms. Dube's effort to build connections between communities, both in Kochi and beyond.</w:t>
+        <w:t>One police investigation alone in the city of Hyderabad has mapped out about 14 million transactions across the country worth $3 billion over about six months. India's central bank as well as national authorities are now investigating.</w:t>
         <w:br/>
-        <w:t xml:space="preserve">  ''In spite of our hyper-connectivity, we are more and more alienated from each other,'' said Ms. Dube, a sculptor and art historian. ''We need to think of ways that people can be together via culture.''</w:t>
+        <w:t>"It is becoming difficult for us to count the zeros," said Avinash Mohanty, the joint commissioner of police in Hyderabad. The police attribute five suicides in the city to the lenders.</w:t>
         <w:br/>
-        <w:t xml:space="preserve">  Kochi, a centuries-old port city formerly known as Cochin, was at various times ruled by the Portuguese, the Dutch and the British. It has long been a melting pot of cultures and religions.</w:t>
+        <w:t>About 100 loan apps have been removed from the Google platform, according to the Indian government. A Google spokesperson said it reviewed hundreds of loan apps and removed those that violated its terms.</w:t>
         <w:br/>
-        <w:t xml:space="preserve">  From its first edition, the biennale has tried to reflect that inclusiveness. For this one, Ms. Dube recruited more than 100 artists from India and 30 other countries. More than half are women, and many, like Mr. Das, had received little previous exposure.</w:t>
+        <w:t>The investigations are raising alarms in India over the vulnerability of a population of 1.3 billion who are still getting accustomed to digital payments. Online transactions in India will reach more than $3 trillion by 2025, according to PwC, the consulting firm. Further fraud findings could spur the government, which has already limited the personal data that online companies can use, to take a tighter grip on the industry.</w:t>
         <w:br/>
-        <w:t xml:space="preserve">  Shambhavi, a painter and sculptor from the rural Indian state of Bihar, said that women who are artists had long struggled to get the same attention as men. Her work here -- a cluster of 300 sickles and other abstract sculptures of farm life -- has no distinct gender cast. ''But the farmer's world is very feminine, close to the earth,'' said Shambhavi, who uses one name professionally.</w:t>
+        <w:t>The apps also speak to the global nature of online fraud. Many of the companies use techniques that flourished in China two years ago before the authorities there shut them down, and that have since reappeared elsewhere.</w:t>
         <w:br/>
-        <w:t xml:space="preserve">  Contemporary art can be difficult for audiences anywhere to understand, and especially so in India, a nation of 1.3 billion people with little arts education, few museums and almost no government support for the fine arts.</w:t>
+        <w:t>The loan apps emerged at a desperate time. The government enacted a tough, two-month lockdown a year ago to contain the virus, plunging India into a deep recession. Millions were thrown out of work. Traditional forms of lending, like banks and microlenders, were temporarily closed.</w:t>
         <w:br/>
-        <w:t xml:space="preserve">  Galleries and private museums have begun to take root in some cities. The Kerala government is a major sponsor of the Kochi biennale, which cost about $4 million.</w:t>
+        <w:t>With names like Money Now, First Cash, Super Cash and Cool Cash — according to police documents — the apps came and went on Google's app store in India, some reappearing with a slight change of identity. Most were built with off-the-shelf software that made their creation as easy as starting a blog, said Srikanth Lakshmanan, one of the coordinators of Cashless Consumers, a collective of technology volunteers who have been studying the apps.</w:t>
         <w:br/>
-        <w:t xml:space="preserve">  However, India's leaders have generally focused on other needs, such as food and health care for the many Indians who live in deep poverty. The art that does get funded tends to support political goals. The government just spent about $430 million to build the world's tallest statue -- a 597-foot monument to the independence leader Sardar Vallabhbhai Patel by the sculptor Ram V. Sutar -- in Gujarat, the home state of India's current prime minister, Narendra Modi. Two bigger statues, of the ancient king Chhatrapati Shivaji and the Hindu deity Ram, are planned in other states run by Mr. Modi's party.</w:t>
+        <w:t>With a few taps on a phone and a fresh selfie, a borrower could get the cash needed for a doctor's appointment, for restocking the kitchen or for paying a child's school fees.</w:t>
         <w:br/>
-        <w:t xml:space="preserve">  ''It's all about railways, more airports, more roads, more high-rises, and now, the biggest statues in the world,'' Ms. Dube complained. ''Culture is at the back.''</w:t>
+        <w:t>Repayment could be due as quickly as a week. Lenders often added interest and fees amounting to as much as one-third of the loan even before they sent the money, so borrowers would already owe more than received. And to get money, borrowers had to hand over their personal information.</w:t>
         <w:br/>
-        <w:t xml:space="preserve">  The biennale in 2016-17 drew about 600,000 visitors, and planners hope for 700,000 this time. For Kerala, devastated by flooding from last summer's monsoons, the show is an economic lifeline that is expected to draw tourists from around the world, some of whom may also visit the area's beaches or stay on houseboats on its inland waterways.</w:t>
+        <w:t>That was when the call centers went into action, according to the police and analysts. First they would badger borrowers into paying back the principal, interest and fees. Then they would call friends and family, sometimes falsely saying the borrower was wanted by the police. Some created WhatsApp groups, added members from the borrower's contact list, then bombarded the group with accusations. Some would steer desperate borrowers to other services that lent money, further ensnaring them.</w:t>
         <w:br/>
-        <w:t xml:space="preserve">  Some artists here are paying homage to the flood's victims. Marzia Farhana's installation, ''Ecocide and the Rise of Free Fall,'' suspends refrigerators and books salvaged from flooded homes, in a symbolic representation of impermanence. Oorali plans to take its bus on the road and perform up and down the coast, entertaining fishermen who heroically rescued many people from the rising waters.</w:t>
+        <w:t>The police in Hyderabad took notice this past winter after the suicides and after people lodged harassment complaints. They were stymied until an informant came forward and, in return for a roughly $150 reward, shared the address and details of a call center where a close friend worked as a collection agent.</w:t>
         <w:br/>
-        <w:t xml:space="preserve">  Shanay Jhaveri, assistant curator of South Asian art at the Metropolitan Museum of Art in New York, attended the biennale's opening and said he was struck by how the exhibition addresses the political issues of the day without proselytizing.</w:t>
+        <w:t>In an interview with The New York Times, the collection agent — a fast-talking 24-year-old who made about $130 a month — said each day he would receive electronic files on about 50 borrowers. The files included their personal details, copies of their government IDs and their contact lists.</w:t>
         <w:br/>
-        <w:t xml:space="preserve">  ''It's about setting up a conversation,'' he said. ''I don't think Anita is trying to provide an answer. She is asking, 'How do we find a way to support each other?'''</w:t>
+        <w:t>Workers could make a weekly bonus of about $7 for if they pressured three-fourths of the borrowers to pay loans back, said the collection agent, who asked for anonymity for fear of reprisal from his former employer. The bonus doubled for a success rate of four-fifths or more. Clients often begged for time, the agent said, and some even said the constant harassment would lead to their deaths. The collection agent, eyes on the bonus, would continue anyway.</w:t>
         <w:br/>
-        <w:t xml:space="preserve">  After getting off to a slow start on Dec. 12, the show built momentum over the Christmas and New Year's holidays, when many Indian businesses and schools were closed. The main venue at Aspinwall House was crowded with families taking cellphone photos, and people flocked to ''Water Temple,'' an outdoor installation by the Beijing artist Song Dong that invites guests to make ephemeral paintings on its walls with a brush and water.</w:t>
+        <w:t>So far, the investigations in Hyderabad have led to raids on call centers in at least four Indian cities, with each center employing between 100 and 600.</w:t>
         <w:br/>
-        <w:t xml:space="preserve">  But with some exhibits, the show's organizers seemed to have miscalculated. The Edible Archives, a cafe across the road from the main event, was designed to be a communal space. Visitors can sample dishes, created by four female chefs, that feature heritage rice varieties from around India. But the price of a rice bowl, around $2, was double what locals would pay elsewhere, dissuading some customers.</w:t>
+        <w:t>Some of the companies have connections to China. So far, at least four Chinese nationals have been arrested, the police said. In reverse-engineering the most exploitative apps, activists like Mr. Lakshmanan found that a large number were hosted on Chinese cloud services and used Chinese software development kits and facial recognition tools.</w:t>
         <w:br/>
-        <w:t xml:space="preserve">  Few Kochi visitors were stopping to study the writing on the T-shirts flapping in the wind along Aspinwall's waterfront, although their political message was directed at their own history: The exhibit, ''One Hundred and Nineteen Deeds of Sale,'' by the South African artist Sue Williamson, memorialized the names, age, sex and sale prices of Kochi residents captured by 17th-century Dutch traders and sold as slaves in Cape Town, South Africa.</w:t>
+        <w:t>The police have frozen bank accounts with about $40 million so far. But the trail often leads to shell companies, networks used for money laundering or cryptocurrencies, which are difficult for governments to track.</w:t>
         <w:br/>
-        <w:t xml:space="preserve">  During opening week, Sharif K.M. was busy working, rolling dozens of empty oil drums through the front door of a warehouse onto a flatbed truck. Looming above him was a biennale mural of two giant purple-stained hands by the Nepalese street artist Kiran Maharjan.</w:t>
+        <w:t>Still, the publicity in Hyderabad has powered a public backlash.</w:t>
         <w:br/>
-        <w:t xml:space="preserve">  Covered in black grease from his boots to his burgundy cap, Sharif, who prefers to use one name, had little time to think about such things.</w:t>
+        <w:t>Mr. Kumar, the cement salesman, is now part of one online advocacy group. About 60 victims have joined its WhatsApp channel, where they devise responses to harassing calls that continue, or provide support.</w:t>
         <w:br/>
-        <w:t xml:space="preserve">  ''Whatever an artist draws has its meaning,'' he said, gesturing at the mural. ''But I have not understood it yet.''</w:t>
+        <w:t>What saved Mr. Kumar on the morning last summer when he lay in bed and thought of ending his life was a final call to a friend. The friend recognized the urgency, rushed to the room and within hours helped collect the $400 Mr. Kumar had to pay that day to ease some of the harassment.</w:t>
         <w:br/>
-        <w:t xml:space="preserve">  Just a handful of artists at the show are from Kerala, a sore point for Sebastian Thomas, a retiree who plays the saxophone at a local hotel. He complained about the lack of representation for local craftspeople who make metal mirrors, furniture and pottery. ''Working-class art is not really portrayed,'' he said.</w:t>
+        <w:t>"If it wasn't for my friend, I was 90 percent sure that day I would commit suicide," Mr. Kumar said. "I still get calls. But now I tell them, 'Do whatever you can.' I am not worried now. I feel protected."</w:t>
         <w:br/>
-        <w:t xml:space="preserve">  Still, as the show closed on the first day, Mr. Thomas could not keep his hands off a weaver's loom that had been restrung like a sitar.</w:t>
+        <w:t>But for some families, neither the pain nor the harassment has gone away.</w:t>
         <w:br/>
-        <w:t xml:space="preserve">  ''It's out of tune,'' he declared, as he ran a floppy-tipped wand across the strings. Yet he seemed mesmerized by the unusual tones made by the loom, a collaboration between the Mexican artist Tania Candiani and local instrument makers. ''What kind of artist would make music from that?'' he wondered.</w:t>
+        <w:t>G. Chandra-Mohan, a 38-year-old father of three who worked at a clothing warehouse, took out loans of about $1,000. After interest, fees and penalties, plus borrowing from other services to stay afloat, his balance was five times that. With a salary of $200 a month, and the $80 a month that his wife, Sarita, made from a part-time job at a laboratory, he couldn't pay it back.</w:t>
         <w:br/>
-        <w:t xml:space="preserve">  Shalini Venugopal contributed reporting.</w:t>
+        <w:t>Mr. Chandra-Mohan maxed out his credit cards and drew from dozens of loan apps, his family said. When he complained of the harassment to the police, they told him to switch off his phone for a few days and return if it continued, his father-in-law, M. Sailu, said. The police said that he might have called a cybercrime hotline but that they didn't have a record of him visiting a police station.</w:t>
         <w:br/>
+        <w:t>One morning, after Mr. Chandra-Mohan had driven his wife to her office on the back of his motorbike, he gave his three young daughters some change and sent them to their grandparents' house around the corner. Then, he hanged himself from a fan.</w:t>
         <w:br/>
-        <w:t>https://www.nytimes.com/2019/01/09/arts/design/india-kochi-biennale.html</w:t>
+        <w:t>"Even after his suicide," his wife said, "the phone keeps ringing."</w:t>
         <w:br/>
+        <w:t>If you are having thoughts of suicide, call the National Suicide Prevention Lifeline in the United States at 1-800-273-8255 (TALK). In India, contact 91-9820466726 or to go the website of Aasra.info for more resources.</w:t>
         <w:br/>
-        <w:t>Graphic</w:t>
+        <w:t>Cao Li contributed reporting from Hong Kong.</w:t>
         <w:br/>
+        <w:t xml:space="preserve">Cao Li contributed reporting from Hong Kong. </w:t>
         <w:br/>
-        <w:t xml:space="preserve"> </w:t>
-        <w:br/>
-        <w:t>PHOTOS: Clockwise from top left: Anita Dube, curator of the Kochi-Muziris Biennale</w:t>
-        <w:br/>
-        <w:t>a print from Pangrok Sulap, a Malaysian collective</w:t>
-        <w:br/>
-        <w:t>Prima Kurien, left, a chef, and Shalini Krishnan, a writer</w:t>
-        <w:br/>
-        <w:t>Song Dong's installation ''Water Temple''</w:t>
-        <w:br/>
-        <w:t>the band Oorali performed outside their tour bus</w:t>
-        <w:br/>
-        <w:t>viewing photos by Chandan Gomes</w:t>
-        <w:br/>
-        <w:t xml:space="preserve"> and the husband-and-wife team Subhash, left, and Durgabai Vyam. Center, a work featuring flood-damaged items. (PHOTOGRAPHS BY ATUL LOKE FOR THE NEW YORK TIMES)</w:t>
+        <w:t>PHOTOS: Suicides and harassment complaints prompted the police in Hyderabad, India, to investigate lenders. One investigation in that city alone has mapped out about 14 million transactions across the country worth $3 billion over six months. (B1); The loan apps emerged at a desperate time when millions were thrown out of work. The police attribute five suicides in the city of Hyderabad to the lenders.; "It is becoming difficult for us to count the zeros," said Avinash Mohanty, the joint commissioner of police in Hyderabad, above. A list of online apps that a borrower in Hyderabad used, left, and one of the raided call centers, below. (PHOTOGRAPHS BY SAUMYA KHANDELWAL FOR THE NEW YORK TIMES) (B5)</w:t>
       </w:r>
     </w:p>
     <w:sectPr>
